--- a/Sabina_Allahverdiyeva_25221001021_Vize_Raporu.docx
+++ b/Sabina_Allahverdiyeva_25221001021_Vize_Raporu.docx
@@ -95,6 +95,59 @@
           <w:szCs w:val="24"/>
         </w:rPr>
         <w:t xml:space="preserve"> Sabi'nin Kitaplığı - E-Ticaret Web Uygulaması</w:t>
+      </w:r>
+    </w:p>
+    <w:p>
+      <w:pPr>
+        <w:spacing w:before="100" w:beforeAutospacing="1" w:after="0" w:line="240" w:lineRule="auto"/>
+        <w:jc w:val="center"/>
+        <w:rPr>
+          <w:rFonts w:ascii="Times New Roman" w:eastAsia="Times New Roman" w:hAnsi="Times New Roman" w:cs="Times New Roman"/>
+          <w:color w:val="1F1F1F"/>
+          <w:sz w:val="24"/>
+          <w:szCs w:val="24"/>
+        </w:rPr>
+      </w:pPr>
+      <w:r>
+        <w:rPr>
+          <w:rFonts w:ascii="Times New Roman" w:eastAsia="Times New Roman" w:hAnsi="Times New Roman" w:cs="Times New Roman"/>
+          <w:b/>
+          <w:bCs/>
+          <w:color w:val="1F1F1F"/>
+          <w:sz w:val="24"/>
+          <w:szCs w:val="24"/>
+        </w:rPr>
+        <w:t>Github linki</w:t>
+      </w:r>
+      <w:r>
+        <w:rPr>
+          <w:rFonts w:ascii="Times New Roman" w:hAnsi="Times New Roman" w:cs="Times New Roman"/>
+          <w:b/>
+          <w:bCs/>
+          <w:color w:val="1F1F1F"/>
+          <w:sz w:val="24"/>
+          <w:szCs w:val="24"/>
+          <w:lang w:val="en-US"/>
+        </w:rPr>
+        <w:t>:</w:t>
+      </w:r>
+      <w:r>
+        <w:rPr>
+          <w:rFonts w:ascii="Times New Roman" w:eastAsia="Times New Roman" w:hAnsi="Times New Roman" w:cs="Times New Roman"/>
+          <w:color w:val="1F1F1F"/>
+          <w:sz w:val="24"/>
+          <w:szCs w:val="24"/>
+        </w:rPr>
+        <w:t xml:space="preserve"> </w:t>
+      </w:r>
+      <w:r>
+        <w:rPr>
+          <w:rFonts w:ascii="Times New Roman" w:eastAsia="Times New Roman" w:hAnsi="Times New Roman" w:cs="Times New Roman"/>
+          <w:color w:val="1F1F1F"/>
+          <w:sz w:val="24"/>
+          <w:szCs w:val="24"/>
+        </w:rPr>
+        <w:t>https://github.com/Sabillva/Vize_Projesi</w:t>
       </w:r>
     </w:p>
     <w:p>
